--- a/computer_methods_and_programs_in_biomedicine/Manuscrito_CMPB_Espanol.docx
+++ b/computer_methods_and_programs_in_biomedicine/Manuscrito_CMPB_Espanol.docx
@@ -14,7 +14,7 @@
           <w:b/>
           <w:sz w:val="32"/>
         </w:rPr>
-        <w:t>Aprendizaje ensemble interpretable para la clasificacion multiclase de la progresion del cancer colorrectal mediante biomarcadores lipidomicos</w:t>
+        <w:t>Aprendizaje ensemble interpretable para la clasificación multiclase de la progresión del cáncer colorrectal mediante biomarcadores lipidómicos</w:t>
       </w:r>
     </w:p>
     <w:p/>
@@ -26,7 +26,7 @@
         <w:rPr>
           <w:sz w:val="24"/>
         </w:rPr>
-        <w:t>Maria Virginia Mendizabal Miranda (1), Gianmel Joannelly Hernandez Tosta (1), Sofia Ordaz Lopez (1)</w:t>
+        <w:t>María Virginia Mendizabal Miranda (1), Gianmel Joannelly Hernández Tosta (1), Sofía Ordaz López (1)</w:t>
       </w:r>
     </w:p>
     <w:p/>
@@ -39,7 +39,7 @@
           <w:i/>
           <w:sz w:val="22"/>
         </w:rPr>
-        <w:t>(1) Tecnologico de Monterrey, Escuela de Ingenieria y Ciencias, Mexico</w:t>
+        <w:t>(1) Tecnológico de Monterrey, Escuela de Ingeniería y Ciencias, México</w:t>
       </w:r>
     </w:p>
     <w:p/>
@@ -51,7 +51,17 @@
         <w:rPr>
           <w:sz w:val="22"/>
         </w:rPr>
-        <w:t>Autor de correspondencia: [nombre], [email], [telefono]</w:t>
+        <w:t>Autor de correspondencia: [nombre], [email], [teléfono]</w:t>
+      </w:r>
+    </w:p>
+    <w:p/>
+    <w:p>
+      <w:r>
+        <w:rPr>
+          <w:b/>
+          <w:sz w:val="24"/>
+        </w:rPr>
+        <w:t>Directora y asesora del proyecto: Dra. Grettel Barceló Alonso</w:t>
       </w:r>
     </w:p>
     <w:p>
@@ -85,7 +95,7 @@
         <w:rPr>
           <w:rFonts w:ascii="Times New Roman" w:hAnsi="Times New Roman"/>
         </w:rPr>
-        <w:t>El cancer colorrectal (CCR) es la tercera neoplasia mas frecuente a nivel mundial y la segunda causa de muerte por cancer. Las pruebas de tamizaje actuales, como la prueba inmunoquimica fecal (FIT), presentan sensibilidad limitada para la deteccion de adenomas avanzados (AA), lesiones precancerosas cuya remocion oportuna previene la progresion a carcinoma. Los metodos quimiometricos convencionales (PLS-DA) aplicados a datos lipidomicos no logran discriminar la clase AA en esquemas multiclase. El objetivo de este estudio fue desarrollar y evaluar un pipeline de aprendizaje automatico basado en ensembles de arboles de decision para la clasificacion tripartita (Control/AA/CCR) utilizando biomarcadores lipidomicos sericos.</w:t>
+        <w:t>El cáncer colorrectal (CCR) es la tercera neoplasia más frecuente a nivel mundial y la segunda causa de muerte por cáncer. Las pruebas de tamizaje actuales, como la prueba inmunoquímica fecal (FIT), presentan sensibilidad limitada para la detección de adenomas avanzados (AA), lesiones precancerosas cuya remoción oportuna previene la progresión a carcinoma. Los métodos quimiométricos convencionales (PLS-DA) aplicados a datos lipidómicos no logran discriminar la clase AA en esquemas multiclase. El objetivo de este estudio fue desarrollar y evaluar un pipeline de aprendizaje automático basado en ensembles de árboles de decisión para la clasificación tripartita (Control/AA/CCR) utilizando biomarcadores lipidómicos séricos.</w:t>
       </w:r>
     </w:p>
     <w:p>
@@ -94,13 +104,13 @@
           <w:rFonts w:ascii="Times New Roman" w:hAnsi="Times New Roman"/>
           <w:b/>
         </w:rPr>
-        <w:t xml:space="preserve">Metodos: </w:t>
+        <w:t xml:space="preserve">Métodos: </w:t>
       </w:r>
       <w:r>
         <w:rPr>
           <w:rFonts w:ascii="Times New Roman" w:hAnsi="Times New Roman"/>
         </w:rPr>
-        <w:t>Se utilizo una cohorte de 211 pacientes (78 controles, 58 AA, 75 CCR) con 127 lipidos cuantificados por UHPLC-MS. El pipeline de preprocesamiento incluyo imputacion por mediana de grupo (validada contra MICE mediante norma de Frobenius), transformacion Box-Cox y seleccion de caracteristicas por interseccion de Informacion Mutua y ANOVA (16 variables finales). Se compararon 14 modelos: 6 clasificadores individuales y 8 ensembles (5 homogeneos, 2 heterogeneos, 1 individual de referencia). La evaluacion se realizo mediante validacion cruzada estratificada de 5 particiones y conjunto held-out independiente (n=43).</w:t>
+        <w:t>Se utilizó una cohorte de 211 pacientes (78 controles, 58 AA, 75 CCR) con 127 lípidos cuantificados por UHPLC-MS. El pipeline de preprocesamiento incluyó imputación por mediana de grupo (validada contra MICE mediante norma de Frobenius), transformación Box-Cox y selección de características por intersección de Información Mutua y ANOVA (16 variables finales). Se compararon 14 modelos: 6 clasificadores individuales y 8 ensembles (5 homogéneos, 2 heterogéneos, 1 individual de referencia). La evaluación se realizó mediante validación cruzada estratificada de 5 particiones y conjunto held-out independiente (n=43).</w:t>
       </w:r>
     </w:p>
     <w:p>
@@ -115,7 +125,7 @@
         <w:rPr>
           <w:rFonts w:ascii="Times New Roman" w:hAnsi="Times New Roman"/>
         </w:rPr>
-        <w:t>El modelo Bagging Tree alcanzo F1 macro = 0.855 y AUC macro = 0.945 en el conjunto held-out. La deteccion de adenomas avanzados logro F1 = 0.78 y recall = 0.75, frente a F1 = 0 reportado para PLS-DA en la misma cohorte. La precision en controles sanos fue de 1.00, minimizando falsos positivos. El biomarcador CE(20:5) (ester de colesterol con acido eicosapentaenoico) se identifico como la variable mas discriminativa (importancia = 0.137). Un analisis complementario demostro que 15 variables del conjunto completo conservan el mismo recall de AA (0.833), reduciendo la dimensionalidad en un 89%.</w:t>
+        <w:t>El modelo Bagging Tree alcanzó F1 macro = 0.855 y AUC macro = 0.945 en el conjunto held-out. La detección de adenomas avanzados logró F1 = 0.78 y recall = 0.75, frente a F1 = 0 reportado para PLS-DA en la misma cohorte. La precisión en controles sanos fue de 1.00, minimizando falsos positivos. El biomarcador CE(20:5) (éster de colesterol con ácido eicosapentaenoico) se identificó como la variable más discriminativa (importancia = 0.137). Un análisis complementario demostró que 15 variables del conjunto completo conservan el mismo recall de AA (0.833), reduciendo la dimensionalidad en un 89%.</w:t>
       </w:r>
     </w:p>
     <w:p>
@@ -130,7 +140,7 @@
         <w:rPr>
           <w:rFonts w:ascii="Times New Roman" w:hAnsi="Times New Roman"/>
         </w:rPr>
-        <w:t>Los perfiles lipidomicos analizados mediante ensembles de arboles de decision permiten la clasificacion efectiva de los tres estados de progresion del CCR, incluyendo la deteccion de adenomas avanzados donde los metodos quimiometricos convencionales fracasan. Los resultados sugieren que un panel lipidomico reducido complementa la prueba FIT para el tamizaje no invasivo del CCR, aunque se requiere validacion externa multicentrica antes de su implementacion clinica.</w:t>
+        <w:t>Los perfiles lipidómicos analizados mediante ensembles de árboles de decisión permiten la clasificación efectiva de los tres estados de progresión del CCR, incluyendo la detección de adenomas avanzados donde los métodos quimiométricos convencionales fracasan. Los resultados sugieren que un panel lipidómico reducido complementa la prueba FIT para el tamizaje no invasivo del CCR, aunque se requiere validación externa multicéntrica antes de su implementación clínica.</w:t>
       </w:r>
     </w:p>
     <w:p/>
@@ -146,7 +156,7 @@
         <w:rPr>
           <w:rFonts w:ascii="Times New Roman" w:hAnsi="Times New Roman"/>
         </w:rPr>
-        <w:t>cancer colorrectal; lipidomica; aprendizaje automatico; metodos ensemble; descubrimiento de biomarcadores; deteccion de adenomas; arboles de decision</w:t>
+        <w:t>cáncer colorrectal; lipidómica; aprendizaje automático; métodos ensemble; descubrimiento de biomarcadores; detección de adenomas; árboles de decisión</w:t>
       </w:r>
     </w:p>
     <w:p>
@@ -165,7 +175,7 @@
           <w:b/>
           <w:sz w:val="28"/>
         </w:rPr>
-        <w:t>1. Introduccion</w:t>
+        <w:t>1. Introducción</w:t>
       </w:r>
     </w:p>
     <w:p>
@@ -178,7 +188,7 @@
           <w:rFonts w:ascii="Times New Roman" w:hAnsi="Times New Roman"/>
           <w:sz w:val="24"/>
         </w:rPr>
-        <w:t>El cancer colorrectal (CCR) representa la tercera neoplasia mas diagnosticada y la segunda causa de mortalidad por cancer a nivel mundial, con aproximadamente 1.9 millones de nuevos casos y 935,000 muertes anuales [1]. La progresion del CCR sigue una secuencia bien caracterizada: mucosa normal, adenoma, adenoma avanzado (AA) y carcinoma invasivo, conocida como la secuencia adenoma-carcinoma [2]. Esta progresion ofrece una ventana critica de intervencion: la deteccion y remocion de adenomas avanzados mediante polipectomia endoscopica puede prevenir hasta el 80% de los casos de CCR [3].</w:t>
+        <w:t>El cáncer colorrectal (CCR) representa la tercera neoplasia más diagnosticada y la segunda causa de mortalidad por cáncer a nivel mundial, con aproximadamente 1.9 millones de nuevos casos y 935,000 muertes anuales [1]. La progresión del CCR sigue una secuencia bien caracterizada: mucosa normal, adenoma, adenoma avanzado (AA) y carcinoma invasivo, conocida como la secuencia adenoma-carcinoma [2]. Esta progresión ofrece una ventana crítica de intervención: la detección y remoción de adenomas avanzados mediante polipectomía endoscópica puede prevenir hasta el 80% de los casos de CCR [3].</w:t>
       </w:r>
     </w:p>
     <w:p>
@@ -191,7 +201,7 @@
           <w:rFonts w:ascii="Times New Roman" w:hAnsi="Times New Roman"/>
           <w:sz w:val="24"/>
         </w:rPr>
-        <w:t>Las estrategias actuales de tamizaje poblacional se basan principalmente en la prueba inmunoquimica fecal (FIT), que detecta hemoglobina humana en heces como indicador de sangrado en el tracto digestivo. Aunque el FIT presenta buena especificidad para CCR confirmado, su sensibilidad para adenomas avanzados es limitada, oscilando entre el 20% y el 50% segun la concentracion utilizada como umbral de positividad [4]. Los resultados positivos del FIT requieren confirmacion mediante colonoscopia, un procedimiento invasivo, costoso y con disponibilidad limitada en sistemas de salud con recursos restringidos [5].</w:t>
+        <w:t>Las estrategias actuales de tamizaje poblacional se basan principalmente en la prueba inmunoquímica fecal (FIT), que detecta hemoglobina humana en heces como indicador de sangrado en el tracto digestivo. Aunque el FIT presenta buena especificidad para CCR confirmado, su sensibilidad para adenomas avanzados es limitada, oscilando entre el 20% y el 50% según la concentración utilizada como umbral de positividad [4]. Los resultados positivos del FIT requieren confirmación mediante colonoscopia, un procedimiento invasivo, costoso y con disponibilidad limitada en sistemas de salud con recursos restringidos [5].</w:t>
       </w:r>
     </w:p>
     <w:p>
@@ -204,7 +214,7 @@
           <w:rFonts w:ascii="Times New Roman" w:hAnsi="Times New Roman"/>
           <w:sz w:val="24"/>
         </w:rPr>
-        <w:t>En este contexto, la lipidomica emerge como una herramienta prometedora para el descubrimiento de biomarcadores no invasivos. Los perfiles lipidomicos sericos reflejan alteraciones metabolicas asociadas a la carcinogenesis colorrectal, incluyendo cambios en el metabolismo de esfingolipidos, glicerofosfolipidos y esteres de colesterol [6,7]. Estudios recientes han demostrado que la combinacion de perfiles metabolomicos con la prueba FIT mejora significativamente la capacidad discriminatoria para neoplasias colorrectales avanzadas [8].</w:t>
+        <w:t>En este contexto, la lipidómica emerge como una herramienta prometedora para el descubrimiento de biomarcadores no invasivos. Los perfiles lipidómicos séricos reflejan alteraciones metabólicas asociadas a la carcinogénesis colorrectal, incluyendo cambios en el metabolismo de esfingolípidos, glicerofosfolípidos y ésteres de colesterol [6,7]. Estudios recientes han demostrado que la combinación de perfiles metabolómicos con la prueba FIT mejora significativamente la capacidad discriminatoria para neoplasias colorrectales avanzadas [8].</w:t>
       </w:r>
     </w:p>
     <w:p>
@@ -217,7 +227,7 @@
           <w:rFonts w:ascii="Times New Roman" w:hAnsi="Times New Roman"/>
           <w:sz w:val="24"/>
         </w:rPr>
-        <w:t>Sin embargo, los enfoques quimiometricos convencionales presentan limitaciones importantes en contextos multiclase. Alboniga et al. [8] aplicaron analisis discriminante por minimos cuadrados parciales (PLS-DA) a datos lipidomicos de una cohorte de 211 pacientes del Hospital de Ourense, logrando buena discriminacion entre controles sanos y CCR confirmado, pero con incapacidad total para detectar adenomas avanzados (F1 = 0 para la clase AA). Esta limitacion es clinicamente critica, ya que los AA constituyen precisamente la ventana de intervencion preventiva mas valiosa.</w:t>
+        <w:t>Sin embargo, los enfoques quimiométricos convencionales presentan limitaciones importantes en contextos multiclase. Alboniga et al. [8] aplicaron análisis discriminante por mínimos cuadrados parciales (PLS-DA) a datos lipidómicos de una cohorte de 211 pacientes del Hospital de Ourense, logrando buena discriminación entre controles sanos y CCR confirmado, pero con incapacidad total para detectar adenomas avanzados (F1 = 0 para la clase AA). Esta limitación es clínicamente crítica, ya que los AA constituyen precisamente la ventana de intervención preventiva más valiosa.</w:t>
       </w:r>
     </w:p>
     <w:p>
@@ -230,7 +240,7 @@
           <w:rFonts w:ascii="Times New Roman" w:hAnsi="Times New Roman"/>
           <w:sz w:val="24"/>
         </w:rPr>
-        <w:t>Los metodos de aprendizaje automatico (machine learning), particularmente los ensembles de arboles de decision, ofrecen ventajas sobre los enfoques quimiometricos lineales para este tipo de problemas: capturan interacciones no lineales entre variables, manejan naturalmente el desbalance de clases y proporcionan mecanismos de interpretabilidad mediante la importancia de variables [9,10]. No obstante, su aplicacion a la clasificacion multiclase de la progresion del CCR utilizando biomarcadores lipidomicos ha sido escasamente explorada.</w:t>
+        <w:t>Los métodos de aprendizaje automático (machine learning), particularmente los ensembles de árboles de decisión, ofrecen ventajas sobre los enfoques quimiométricos lineales para este tipo de problemas: capturan interacciones no lineales entre variables, manejan naturalmente el desbalance de clases y proporcionan mecanismos de interpretabilidad mediante la importancia de variables [9,10]. No obstante, su aplicación a la clasificación multiclase de la progresión del CCR utilizando biomarcadores lipidómicos ha sido escasamente explorada.</w:t>
       </w:r>
     </w:p>
     <w:p>
@@ -243,7 +253,7 @@
           <w:rFonts w:ascii="Times New Roman" w:hAnsi="Times New Roman"/>
           <w:sz w:val="24"/>
         </w:rPr>
-        <w:t>El presente estudio aborda esta brecha mediante el desarrollo de un pipeline completo de aprendizaje automatico, siguiendo el marco metodologico CRISP-ML(Q) [11], para la clasificacion tripartita (Control/AA/CCR) a partir de biomarcadores lipidomicos sericos. Los objetivos especificos son: (1) construir un clasificador multiclase capaz de detectar adenomas avanzados con rendimiento superior al PLS-DA de referencia; (2) identificar un panel reducido de biomarcadores lipidomicos con capacidad discriminatoria y plausibilidad biologica; y (3) evaluar la complementariedad entre los biomarcadores lipidomicos y las pruebas clinicas estandar (FIT, sangre oculta en heces).</w:t>
+        <w:t>El presente estudio aborda esta brecha mediante el desarrollo de un pipeline completo de aprendizaje automático, siguiendo el marco metodológico CRISP-ML(Q) [11], para la clasificación tripartita (Control/AA/CCR) a partir de biomarcadores lipidómicos séricos. Los objetivos específicos son: (1) construir un clasificador multiclase capaz de detectar adenomas avanzados con rendimiento superior al PLS-DA de referencia; (2) identificar un panel reducido de biomarcadores lipidómicos con capacidad discriminatoria y plausibilidad biológica; y (3) evaluar la complementariedad entre los biomarcadores lipidómicos y las pruebas clínicas estándar (FIT, sangre oculta en heces).</w:t>
       </w:r>
     </w:p>
     <w:p>
@@ -270,7 +280,7 @@
           <w:rFonts w:ascii="Times New Roman" w:hAnsi="Times New Roman"/>
           <w:sz w:val="24"/>
         </w:rPr>
-        <w:t>La aplicacion de tecnicas de aprendizaje automatico al diagnostico del CCR ha ganado atencion significativa en la ultima decada. Los enfoques pueden clasificarse segun el tipo de datos utilizados: imagenes histopatologicas [12], datos genomicos y transcriptomicos [13], metabolomica y lipidomica [6,7,8], y datos clinicos y demograficos [14].</w:t>
+        <w:t>La aplicación de técnicas de aprendizaje automático al diagnóstico del CCR ha ganado atención significativa en la última década. Los enfoques pueden clasificarse según el tipo de datos utilizados: imágenes histopatológicas [12], datos genómicos y transcriptómicos [13], metabolómica y lipidómica [6,7,8], y datos clínicos y demográficos [14].</w:t>
       </w:r>
     </w:p>
     <w:p>
@@ -283,7 +293,7 @@
           <w:rFonts w:ascii="Times New Roman" w:hAnsi="Times New Roman"/>
           <w:sz w:val="24"/>
         </w:rPr>
-        <w:t>En el ambito de la metabolomica aplicada al CCR, varios estudios han empleado tecnicas de clasificacion supervisada. Nishiumi et al. [15] utilizaron Random Forest con metabolitos sericos para discriminar pacientes con CCR de controles sanos, alcanzando un AUC de 0.91 en validacion. Farshidfar et al. [16] aplicaron analisis multivariado a perfiles metabolomicos para clasificar estadios del CCR, demostrando que los metabolitos sericos reflejan la progresion tumoral. Sin embargo, la mayoria de estos estudios se limitan a comparaciones binarias (cancer vs. control), sin abordar la deteccion de lesiones precancerosas como los adenomas avanzados.</w:t>
+        <w:t>En el ámbito de la metabolómica aplicada al CCR, varios estudios han empleado técnicas de clasificación supervisada. Nishiumi et al. [15] utilizaron Random Forest con metabolitos séricos para discriminar pacientes con CCR de controles sanos, alcanzando un AUC de 0.91 en validación. Farshidfar et al. [16] aplicaron análisis multivariado a perfiles metabolómicos para clasificar estadios del CCR, demostrando que los metabolitos séricos reflejan la progresión tumoral. Sin embargo, la mayoría de estos estudios se limitan a comparaciones binarias (cáncer vs. control), sin abordar la detección de lesiones precancerosas como los adenomas avanzados.</w:t>
       </w:r>
     </w:p>
     <w:p>
@@ -296,7 +306,7 @@
           <w:rFonts w:ascii="Times New Roman" w:hAnsi="Times New Roman"/>
           <w:sz w:val="24"/>
         </w:rPr>
-        <w:t>Especificamente en lipidomica, Ecker et al. [6] identificaron alteraciones en los perfiles de fosfolipidos y esfingomielinas asociadas al CCR, sugiriendo que la remodelacion lipidica es un evento temprano en la carcinogenesis colorrectal. Mas recientemente, Alboniga et al. [8] realizaron un estudio comprehensivo utilizando UHPLC-MS para cuantificar 127 lipidos sericos en una cohorte de 211 pacientes (78 controles, 58 AA, 75 CCR) del Hospital de Ourense (Galicia, Espana). Aplicaron PLS-DA como metodo quimiometrico estandar, logrando buena separacion binaria (CCR vs. CTRL) pero fracasando en la clasificacion multiclase: ningun adenoma avanzado fue clasificado correctamente (F1 AA = 0). Los autores tambien reportaron que un Random Forest en comparaciones binarias alcanzo AUC de 0.84 con 16 metabolitos, pero no evaluaron el desempeno multiclase de este modelo.</w:t>
+        <w:t>Específicamente en lipidómica, Ecker et al. [6] identificaron alteraciones en los perfiles de fosfolípidos y esfingomielinas asociadas al CCR, sugiriendo que la remodelación lipídica es un evento temprano en la carcinogénesis colorrectal. Más recientemente, Alboniga et al. [8] realizaron un estudio comprehensivo utilizando UHPLC-MS para cuantificar 127 lípidos séricos en una cohorte de 211 pacientes (78 controles, 58 AA, 75 CCR) del Hospital de Ourense (Galicia, España). Aplicaron PLS-DA como método quimiométrico estándar, logrando buena separación binaria (CCR vs. CTRL) pero fracasando en la clasificación multiclase: ningún adenoma avanzado fue clasificado correctamente (F1 AA = 0). Los autores también reportaron que un Random Forest en comparaciones binarias alcanzó AUC de 0.84 con 16 metabolitos, pero no evaluaron el desempeño multiclase de este modelo.</w:t>
       </w:r>
     </w:p>
     <w:p>
@@ -309,7 +319,7 @@
           <w:rFonts w:ascii="Times New Roman" w:hAnsi="Times New Roman"/>
           <w:sz w:val="24"/>
         </w:rPr>
-        <w:t>Esta brecha en la deteccion multiclase de AA constituye la motivacion central del presente trabajo. A diferencia de los estudios previos, nuestro enfoque: (a) formula el problema explicitamente como clasificacion tripartita (CTRL/AA/CCR); (b) emplea un pipeline sistematico de preprocesamiento con validacion cuantitativa de cada decision; (c) compara 14 modelos incluyendo 8 ensembles; y (d) prioriza la deteccion de AA como metrica clinica principal.</w:t>
+        <w:t>Esta brecha en la detección multiclase de AA constituye la motivación central del presente trabajo. A diferencia de los estudios previos, nuestro enfoque: (a) formula el problema explícitamente como clasificación tripartita (CTRL/AA/CCR); (b) emplea un pipeline sistemático de preprocesamiento con validación cuantitativa de cada decisión; (c) compara 14 modelos incluyendo 8 ensembles; y (d) prioriza la detección de AA como métrica clínica principal.</w:t>
       </w:r>
     </w:p>
     <w:p>
@@ -323,7 +333,7 @@
           <w:b/>
           <w:sz w:val="28"/>
         </w:rPr>
-        <w:t>3. Materiales y Metodos</w:t>
+        <w:t>3. Materiales y Métodos</w:t>
       </w:r>
     </w:p>
     <w:p>
@@ -350,7 +360,7 @@
           <w:rFonts w:ascii="Times New Roman" w:hAnsi="Times New Roman"/>
           <w:sz w:val="24"/>
         </w:rPr>
-        <w:t>Se utilizo el conjunto de datos lipidomicos publicado por Alboniga et al. [8], compuesto por 211 muestras de suero sanguineo de pacientes del programa de tamizaje de CCR del Hospital de Ourense (Galicia, Espana). Las muestras fueron analizadas mediante cromatografia liquida de ultra-alto rendimiento acoplada a espectrometria de masas (UHPLC-MS), cuantificando 127 lipidos pertenecientes a las familias de esfingolipidos, esteroles, glicerofosfolipidos y glicerolipidos.</w:t>
+        <w:t>Se utilizó el conjunto de datos lipidómicos publicado por Alboniga et al. [8], compuesto por 211 muestras de suero sanguíneo de pacientes del programa de tamizaje de CCR del Hospital de Ourense (Galicia, España). Las muestras fueron analizadas mediante cromatografía líquida de ultra-alto rendimiento acoplada a espectrometría de masas (UHPLC-MS), cuantificando 127 lípidos pertenecientes a las familias de esfingolípidos, esteroles, glicerofosfolípidos y glicerolípidos.</w:t>
       </w:r>
     </w:p>
     <w:p>
@@ -363,7 +373,7 @@
           <w:rFonts w:ascii="Times New Roman" w:hAnsi="Times New Roman"/>
           <w:sz w:val="24"/>
         </w:rPr>
-        <w:t>La distribucion de clases fue: 78 controles sanos (CTRL, 37.0%), 58 adenomas avanzados (AA, 27.5%) y 75 casos de cancer colorrectal confirmado (CCR, 35.5%). Adicionalmente, se registraron variables clinicas: edad, resultado de la prueba FIT (concentracion de hemoglobina fecal en microg/g), prueba de sangre oculta en heces (FOB, categorica: si/no) y genero.</w:t>
+        <w:t>La distribución de clases fue: 78 controles sanos (CTRL, 37.0%), 58 adenomas avanzados (AA, 27.5%) y 75 casos de cáncer colorrectal confirmado (CCR, 35.5%). Adicionalmente, se registraron variables clínicas: edad, resultado de la prueba FIT (concentración de hemoglobina fecal en microg/g), prueba de sangre oculta en heces (FOB, categórica: si/no) y género.</w:t>
       </w:r>
     </w:p>
     <w:p>
@@ -450,7 +460,7 @@
                 <w:rFonts w:ascii="Times New Roman" w:hAnsi="Times New Roman"/>
                 <w:sz w:val="20"/>
               </w:rPr>
-              <w:t>127 lipidos</w:t>
+              <w:t>127 lípidos</w:t>
             </w:r>
           </w:p>
         </w:tc>
@@ -478,7 +488,7 @@
                 <w:rFonts w:ascii="Times New Roman" w:hAnsi="Times New Roman"/>
                 <w:sz w:val="20"/>
               </w:rPr>
-              <w:t>Concentraciones de lipidos sericos por UHPLC-MS</w:t>
+              <w:t>Concentraciones de lípidos séricos por UHPLC-MS</w:t>
             </w:r>
           </w:p>
         </w:tc>
@@ -566,7 +576,7 @@
                 <w:rFonts w:ascii="Times New Roman" w:hAnsi="Times New Roman"/>
                 <w:sz w:val="20"/>
               </w:rPr>
-              <w:t>Concentracion de hemoglobina fecal inmunoquimica</w:t>
+              <w:t>Concentracion de hemoglobina fecal inmunoquímica</w:t>
             </w:r>
           </w:p>
         </w:tc>
@@ -744,7 +754,7 @@
           <w:rFonts w:ascii="Times New Roman" w:hAnsi="Times New Roman"/>
           <w:sz w:val="24"/>
         </w:rPr>
-        <w:t>El analisis de datos faltantes revelo que 56 de 132 variables no presentaban valores ausentes, mientras que 27 lipidos contenian mas del 20% de datos faltantes. Se eliminaron 5 lipidos con mas del 40% de valores faltantes (PC(33:0), PE(P-18:0/20:4), SM(36:2), TG(55:2), SM(d18:1/17:0)), reteniendo 122 lipidos para el analisis.</w:t>
+        <w:t>El análisis de datos faltantes reveló que 56 de 132 variables no presentaban valores ausentes, mientras que 27 lípidos contenían más del 20% de datos faltantes. Se eliminaron 5 lípidos con más del 40% de valores faltantes (PC(33:0), PE(P-18:0/20:4), SM(36:2), TG(55:2), SM(d18:1/17:0)), reteniendo 122 lípidos para el análisis.</w:t>
       </w:r>
     </w:p>
     <w:p>
@@ -757,7 +767,7 @@
           <w:rFonts w:ascii="Times New Roman" w:hAnsi="Times New Roman"/>
           <w:sz w:val="24"/>
         </w:rPr>
-        <w:t>El analisis del mecanismo de datos faltantes mediante pruebas de chi-cuadrado revelo que 13 de 56 lipidos evaluados presentaban dependencia significativa del patron de ausencia con respecto al grupo diagnostico (p &lt; 0.05), indicando un mecanismo MAR/MNAR. Biologicamente, las concentraciones bajo el limite de deteccion son mas frecuentes en controles sanos, donde ciertos lipidos asociados a procesos tumorales se encuentran en concentraciones minimas.</w:t>
+        <w:t>El análisis del mecanismo de datos faltantes mediante pruebas de chi-cuadrado reveló que 13 de 56 lípidos evaluados presentaban dependencia significativa del patrón de ausencia con respecto al grupo diagnóstico (p &lt; 0.05), indicando un mecanismo MAR/MNAR. Biológicamente, las concentraciones bajo el límite de detección son más frecuentes en controles sanos, donde ciertos lípidos asociados a procesos tumorales se encuentran en concentraciones mínimas.</w:t>
       </w:r>
     </w:p>
     <w:p>
@@ -770,7 +780,7 @@
           <w:rFonts w:ascii="Times New Roman" w:hAnsi="Times New Roman"/>
           <w:sz w:val="24"/>
         </w:rPr>
-        <w:t>Se selecciono la imputacion por mediana de grupo (CTRL/AA/CCR) sobre el metodo MICE, validando la decision mediante dos metricas: la norma de Frobenius (3.24 vs. 13.58) y el porcentaje de pares con cambio en correlacion |Delta r| &gt; 0.10 (1.6% vs. 15.2%). La imputacion por mediana preservo la estructura de correlacion lipidomica 4 veces mejor que MICE, lo cual es critico dado que los patrones de co-regulacion entre lipidos contienen informacion biologica relevante.</w:t>
+        <w:t>Se seleccionó la imputación por mediana de grupo (CTRL/AA/CCR) sobre el método MICE, validando la decisión mediante dos métricas: la norma de Frobenius (3.24 vs. 13.58) y el porcentaje de pares con cambio en correlación |Delta r| &gt; 0.10 (1.6% vs. 15.2%). La imputación por mediana preservó la estructura de correlación lipidómica 4 veces mejor que MICE, lo cual es crítico dado que los patrones de co-regulación entre lípidos contienen información biológica relevante.</w:t>
       </w:r>
     </w:p>
     <w:p>
@@ -785,7 +795,7 @@
           <w:i/>
           <w:sz w:val="24"/>
         </w:rPr>
-        <w:t>3.2.2 Transformacion y escalado</w:t>
+        <w:t>3.2.2 Transformación y escalado</w:t>
       </w:r>
     </w:p>
     <w:p>
@@ -798,7 +808,7 @@
           <w:rFonts w:ascii="Times New Roman" w:hAnsi="Times New Roman"/>
           <w:sz w:val="24"/>
         </w:rPr>
-        <w:t>Dado que los 127 lipidos presentaron asimetria positiva severa (mediana de asimetria = 5.47), se evaluaron cuatro estrategias de transformacion: log1p, Yeo-Johnson, Box-Cox y datos crudos. La transformacion Box-Cox alcanzo la mayor tasa de normalidad segun la prueba de Shapiro-Wilk (81.1% de variables con p &gt; 0.05), frente a log1p (0.8%) y Yeo-Johnson (5.5%). La mediana de asimetria se redujo de 5.47 a 0.03 tras la transformacion Box-Cox. Posteriormente, se aplico StandardScaler (media = 0, desviacion estandar = 1) a las variables continuas.</w:t>
+        <w:t>Dado que los 127 lípidos presentaron asimetría positiva severa (mediana de asimetría = 5.47), se evaluaron cuatro estrategias de transformación: log1p, Yeo-Johnson, Box-Cox y datos crudos. La transformación Box-Cox alcanzó la mayor tasa de normalidad según la prueba de Shapiro-Wilk (81.1% de variables con p &gt; 0.05), frente a log1p (0.8%) y Yeo-Johnson (5.5%). La mediana de asimetría se redujo de 5.47 a 0.03 tras la transformación Box-Cox. Posteriormente, se aplicó StandardScaler (media = 0, desviación estándar = 1) a las variables continuas.</w:t>
       </w:r>
     </w:p>
     <w:p>
@@ -812,7 +822,7 @@
           <w:b/>
           <w:sz w:val="24"/>
         </w:rPr>
-        <w:t>3.3 Seleccion de caracteristicas</w:t>
+        <w:t>3.3 Selección de características</w:t>
       </w:r>
     </w:p>
     <w:p>
@@ -825,7 +835,7 @@
           <w:rFonts w:ascii="Times New Roman" w:hAnsi="Times New Roman"/>
           <w:sz w:val="24"/>
         </w:rPr>
-        <w:t>Se implemento una estrategia de seleccion por interseccion de dos criterios independientes: Informacion Mutua (MI, criterio no lineal) y ANOVA F-test (criterio lineal). Se seleccionaron las 30 variables mas relevantes segun cada criterio y se retuvo su interseccion. El coeficiente de Jaccard entre ambos conjuntos fue de 27.66%, indicando baja redundancia y complementariedad entre los criterios.</w:t>
+        <w:t>Se implementó una estrategia de selección por intersección de dos criterios independientes: Información Mutua (MI, criterio no lineal) y ANOVA F-test (criterio lineal). Se seleccionaron las 30 variables más relevantes según cada criterio y se retuvo su intersección. El coeficiente de Jaccard entre ambos conjuntos fue de 27.66%, indicando baja redundancia y complementariedad entre los criterios.</w:t>
       </w:r>
     </w:p>
     <w:p>
@@ -838,7 +848,7 @@
           <w:rFonts w:ascii="Times New Roman" w:hAnsi="Times New Roman"/>
           <w:sz w:val="24"/>
         </w:rPr>
-        <w:t>La matriz resultante, denominada X_intersect, contiene 16 variables: 12 biomarcadores lipidomicos, 2 variables clinicas (edad, FIT) y 2 indicadores categoricos (genero, FOB). La Tabla 2 lista los biomarcadores lipidomicos incluidos.</w:t>
+        <w:t>La matriz resultante, denominada X_intersect, contiene 16 variables: 12 biomarcadores lipidómicos, 2 variables clínicas (edad, FIT) y 2 indicadores categóricos (género, FOB). La Tabla 2 lista los biomarcadores lipidómicos incluidos.</w:t>
       </w:r>
     </w:p>
     <w:p>
@@ -852,7 +862,7 @@
           <w:b/>
           <w:sz w:val="20"/>
         </w:rPr>
-        <w:t>Tabla 2. Biomarcadores lipidomicos en X_intersect (seleccion por MI interseccion ANOVA).</w:t>
+        <w:t>Tabla 2. Biomarcadores lipidómicos en X_intersect (selección por MI intersección ANOVA).</w:t>
       </w:r>
     </w:p>
     <w:tbl>
@@ -893,7 +903,7 @@
                 <w:b/>
                 <w:sz w:val="20"/>
               </w:rPr>
-              <w:t>Familia lipidica</w:t>
+              <w:t>Familia lipídica</w:t>
             </w:r>
           </w:p>
         </w:tc>
@@ -1284,7 +1294,7 @@
           <w:rFonts w:ascii="Times New Roman" w:hAnsi="Times New Roman"/>
           <w:sz w:val="24"/>
         </w:rPr>
-        <w:t>Se comparo un total de 14 modelos organizados en dos fases. En la primera fase se evaluaron 6 clasificadores individuales con optimizacion de hiperparametros mediante GridSearchCV con validacion cruzada estratificada de 5 particiones: Regresion Logistica, Arbol de Decision, Maquina de Vectores de Soporte (SVM), K-Vecinos mas Cercanos (KNN), Naive Bayes Gaussiano y Analisis Discriminante Lineal (LDA). Todos los modelos aplicables se configuraron con class_weight='balanced' para compensar el desbalance moderado de clases.</w:t>
+        <w:t>Se comparó un total de 14 modelos organizados en dos fases. En la primera fase se evaluaron 6 clasificadores individuales con optimización de hiperparámetros mediante GridSearchCV con validación cruzada estratificada de 5 particiones: Regresión Logística, Árbol de Decisión, Máquina de Vectores de Soporte (SVM), K-Vecinos más Cercanos (KNN), Naive Bayes Gaussiano y Análisis Discriminante Lineal (LDA). Todos los modelos aplicables se configuraron con class_weight='balanced' para compensar el desbalance moderado de clases.</w:t>
       </w:r>
     </w:p>
     <w:p>
@@ -1297,7 +1307,7 @@
           <w:rFonts w:ascii="Times New Roman" w:hAnsi="Times New Roman"/>
           <w:sz w:val="24"/>
         </w:rPr>
-        <w:t>En la segunda fase se evaluaron 8 modelos ensemble: 5 homogeneos (Bagging Tree, Random Forest, Gradient Boosting, AdaBoost, Extra Trees) y 2 heterogeneos (Stacking con meta-clasificador de Regresion Logistica, Voting Soft), ademas del Arbol de Decision individual como referencia.</w:t>
+        <w:t>En la segunda fase se evaluaron 8 modelos ensemble: 5 homogéneos (Bagging Tree, Random Forest, Gradient Boosting, AdaBoost, Extra Trees) y 2 heterogéneos (Stacking con meta-clasificador de Regresión Logística, Voting Soft), además del Árbol de Decisión individual como referencia.</w:t>
       </w:r>
     </w:p>
     <w:p>
@@ -1311,7 +1321,7 @@
           <w:b/>
           <w:sz w:val="24"/>
         </w:rPr>
-        <w:t>3.5 Estrategia de evaluacion</w:t>
+        <w:t>3.5 Estrategia de evaluación</w:t>
       </w:r>
     </w:p>
     <w:p>
@@ -1324,7 +1334,7 @@
           <w:rFonts w:ascii="Times New Roman" w:hAnsi="Times New Roman"/>
           <w:sz w:val="24"/>
         </w:rPr>
-        <w:t>Se implemento una evaluacion en dos niveles para prevenir fuga de datos (data leakage). El conjunto de datos se dividio en X_dev (80%, n=168) para entrenamiento y optimizacion, y X_test (20%, n=43) como conjunto held-out independiente, nunca utilizado durante la seleccion de modelos ni la optimizacion de hiperparametros. Sobre X_dev se aplico validacion cruzada estratificada de 5 particiones.</w:t>
+        <w:t>Se implementó una evaluación en dos niveles para prevenir fuga de datos (data leakage). El conjunto de datos se dividió en X_dev (80%, n=168) para entrenamiento y optimización, y X_test (20%, n=43) como conjunto held-out independiente, nunca utilizado durante la selección de modelos ni la optimización de hiperparámetros. Sobre X_dev se aplicó validación cruzada estratificada de 5 particiones.</w:t>
       </w:r>
     </w:p>
     <w:p>
@@ -1337,7 +1347,7 @@
           <w:rFonts w:ascii="Times New Roman" w:hAnsi="Times New Roman"/>
           <w:sz w:val="24"/>
         </w:rPr>
-        <w:t>La metrica primaria de evaluacion fue el F1 macro, que pondera por igual el rendimiento en las tres clases, evitando el sesgo hacia clases mayoritarias que introduce la exactitud (accuracy). Las metricas secundarias incluyeron AUC-ROC macro (one-vs-rest), precision y recall por clase, con enfasis especial en el rendimiento sobre la clase AA como metrica de relevancia clinica.</w:t>
+        <w:t>La métrica primaria de evaluación fue el F1 macro, que pondera por igual el rendimiento en las tres clases, evitando el sesgo hacia clases mayoritarias que introduce la exactitud (accuracy). Las métricas secundarias incluyeron AUC-ROC macro (one-vs-rest), precisión y recall por clase, con énfasis especial en el rendimiento sobre la clase AA como métrica de relevancia clínica.</w:t>
       </w:r>
     </w:p>
     <w:p>
@@ -1365,7 +1375,7 @@
           <w:b/>
           <w:sz w:val="24"/>
         </w:rPr>
-        <w:t>4.1 Comparacion de clasificadores individuales</w:t>
+        <w:t>4.1 Comparación de clasificadores individuales</w:t>
       </w:r>
     </w:p>
     <w:p>
@@ -1378,7 +1388,7 @@
           <w:rFonts w:ascii="Times New Roman" w:hAnsi="Times New Roman"/>
           <w:sz w:val="24"/>
         </w:rPr>
-        <w:t>La Tabla 3 presenta los resultados de los 6 clasificadores individuales tras optimizacion de hiperparametros. El Arbol de Decision fue seleccionado como mejor modelo individual (F1 macro held-out = 0.681) por su consistencia entre validacion cruzada y conjunto de prueba (brecha = 0.026, frente a 0.062 del KNN) y su interpretabilidad clinica.</w:t>
+        <w:t>La Tabla 3 presenta los resultados de los 6 clasificadores individuales tras optimización de hiperparámetros. El Árbol de Decisión fue seleccionado como mejor modelo individual (F1 macro held-out = 0.681) por su consistencia entre validación cruzada y conjunto de prueba (brecha = 0.026, frente a 0.062 del KNN) y su interpretabilidad clínica.</w:t>
       </w:r>
     </w:p>
     <w:p>
@@ -1539,7 +1549,7 @@
                 <w:rFonts w:ascii="Times New Roman" w:hAnsi="Times New Roman"/>
                 <w:sz w:val="20"/>
               </w:rPr>
-              <w:t>Arbol de Decision (max_depth=5)</w:t>
+              <w:t>Árbol de Decisión (max_depth=5)</w:t>
             </w:r>
           </w:p>
         </w:tc>
@@ -1597,7 +1607,7 @@
                 <w:rFonts w:ascii="Times New Roman" w:hAnsi="Times New Roman"/>
                 <w:sz w:val="20"/>
               </w:rPr>
-              <w:t>Regresion Logistica (C=0.001)</w:t>
+              <w:t>Regresión Logística (C=0.001)</w:t>
             </w:r>
           </w:p>
         </w:tc>
@@ -1831,7 +1841,7 @@
           <w:b/>
           <w:sz w:val="24"/>
         </w:rPr>
-        <w:t>4.2 Comparacion de modelos ensemble</w:t>
+        <w:t>4.2 Comparación de modelos ensemble</w:t>
       </w:r>
     </w:p>
     <w:p>
@@ -1844,7 +1854,7 @@
           <w:rFonts w:ascii="Times New Roman" w:hAnsi="Times New Roman"/>
           <w:sz w:val="24"/>
         </w:rPr>
-        <w:t>La Tabla 4 muestra los resultados de los 8 modelos ensemble. El Bagging Tree alcanzo el mayor F1 macro en el conjunto held-out (0.855), superando al Random Forest (0.810), Gradient Boosting (0.809) y a los ensembles heterogeneos (Stacking: 0.760, Voting: 0.710). La mejora respecto al Arbol de Decision individual fue de +0.174 puntos F1 (+25.5%).</w:t>
+        <w:t>La Tabla 4 muestra los resultados de los 8 modelos ensemble. El Bagging Tree alcanzó el mayor F1 macro en el conjunto held-out (0.855), superando al Random Forest (0.810), Gradient Boosting (0.809) y a los ensembles heterogéneos (Stacking: 0.760, Voting: 0.710). La mejora respecto al Árbol de Decisión individual fue de +0.174 puntos F1 (+25.5%).</w:t>
       </w:r>
     </w:p>
     <w:p>
@@ -2353,7 +2363,7 @@
                 <w:rFonts w:ascii="Times New Roman" w:hAnsi="Times New Roman"/>
                 <w:sz w:val="20"/>
               </w:rPr>
-              <w:t>Arbol de Decision (ref.)</w:t>
+              <w:t>Árbol de Decisión (ref.)</w:t>
             </w:r>
           </w:p>
         </w:tc>
@@ -2426,7 +2436,7 @@
           <w:rFonts w:ascii="Times New Roman" w:hAnsi="Times New Roman"/>
           <w:sz w:val="24"/>
         </w:rPr>
-        <w:t>El modelo Bagging Tree se configuro con los hiperparametros optimos identificados mediante GridSearchCV (108 combinaciones): n_estimators=200, max_samples=0.8, max_features=1.0, con arboles base sin restriccion de profundidad y class_weight='balanced'. La Tabla 5 presenta el rendimiento detallado por clase en el conjunto held-out.</w:t>
+        <w:t>El modelo Bagging Tree se configuró con los hiperparámetros óptimos identificados mediante GridSearchCV (108 combinaciones): n_estimators=200, max_samples=0.8, max_features=1.0, con árboles base sin restricción de profundidad y class_weight='balanced'. La Tabla 5 presenta el rendimiento detallado por clase en el conjunto held-out.</w:t>
       </w:r>
     </w:p>
     <w:p>
@@ -2617,7 +2627,7 @@
                 <w:rFonts w:ascii="Times New Roman" w:hAnsi="Times New Roman"/>
                 <w:sz w:val="20"/>
               </w:rPr>
-              <w:t>CCR (Cancer Colorrectal)</w:t>
+              <w:t>CCR (Cáncer Colorrectal)</w:t>
             </w:r>
           </w:p>
         </w:tc>
@@ -2834,7 +2844,7 @@
           <w:rFonts w:ascii="Times New Roman" w:hAnsi="Times New Roman"/>
           <w:sz w:val="24"/>
         </w:rPr>
-        <w:t>El AUC-ROC macro fue de 0.945 (AA: 0.902, CCR: 0.949, CTRL: 0.984). La matriz de confusion (Tabla 6) revela que ninguna muestra de AA fue clasificada erróneamente como CTRL, lo cual tiene relevancia clinica directa: el modelo no genera falsos negativos completos en la direccion mas peligrosa (clasificar una lesion precancerosa como sana).</w:t>
+        <w:t>El AUC-ROC macro fue de 0.945 (AA: 0.902, CCR: 0.949, CTRL: 0.984). La matriz de confusión (Tabla 6) revela que ninguna muestra de AA fue clasificada erróneamente como CTRL, lo cual tiene relevancia clínica directa: el modelo no genera falsos negativos completos en la dirección más peligrosa (clasificar una lesión precancerosa como sana).</w:t>
       </w:r>
     </w:p>
     <w:p>
@@ -2848,7 +2858,7 @@
           <w:b/>
           <w:sz w:val="20"/>
         </w:rPr>
-        <w:t>Tabla 6. Matriz de confusion del Bagging Tree (conjunto held-out).</w:t>
+        <w:t>Tabla 6. Matriz de confusión del Bagging Tree (conjunto held-out).</w:t>
       </w:r>
     </w:p>
     <w:tbl>
@@ -3125,7 +3135,7 @@
           <w:rFonts w:ascii="Times New Roman" w:hAnsi="Times New Roman"/>
           <w:sz w:val="24"/>
         </w:rPr>
-        <w:t>La Figura 1 (no incluida en esta version) muestra el ranking de importancia por impureza media (Gini) del Bagging Tree. La Tabla 7 presenta las 10 variables mas importantes. El biomarcador CE(20:5) (ester de colesterol con acido eicosapentaenoico, C20:5 omega-3) fue la variable mas discriminativa (importancia = 0.137), seguido de PC(O-16:0/16:0) (eter-fosfatidilcolina) y TG(51:4) (triacilglicerol). La variable clinica FIT ocupo la cuarta posicion (importancia = 0.111), indicando que los biomarcadores lipidomicos aportan informacion complementaria y superior a la prueba clinica estandar.</w:t>
+        <w:t>La Figura 1 (no incluida en esta versión) muestra el ranking de importancia por impureza media (Gini) del Bagging Tree. La Tabla 7 presenta las 10 variables más importantes. El biomarcador CE(20:5) (éster de colesterol con ácido eicosapentaenoico, C20:5 omega-3) fue la variable más discriminativa (importancia = 0.137), seguido de PC(O-16:0/16:0) (éter-fosfatidilcolina) y TG(51:4) (triacilglicerol). La variable clínica FIT ocupó la cuarta posición (importancia = 0.111), indicando que los biomarcadores lipidómicos aportan información complementaria y superior a la prueba clínica estándar.</w:t>
       </w:r>
     </w:p>
     <w:p>
@@ -3139,7 +3149,7 @@
           <w:b/>
           <w:sz w:val="20"/>
         </w:rPr>
-        <w:t>Tabla 7. Las 10 variables mas importantes del Bagging Tree.</w:t>
+        <w:t>Tabla 7. Las 10 variables más importantes del Bagging Tree.</w:t>
       </w:r>
     </w:p>
     <w:tbl>
@@ -3444,7 +3454,7 @@
                 <w:rFonts w:ascii="Times New Roman" w:hAnsi="Times New Roman"/>
                 <w:sz w:val="20"/>
               </w:rPr>
-              <w:t>Variable clinica</w:t>
+              <w:t>Variable clínica</w:t>
             </w:r>
           </w:p>
         </w:tc>
@@ -3810,7 +3820,7 @@
           <w:b/>
           <w:sz w:val="24"/>
         </w:rPr>
-        <w:t>4.5 Evolucion del rendimiento</w:t>
+        <w:t>4.5 Evolución del rendimiento</w:t>
       </w:r>
     </w:p>
     <w:p>
@@ -3823,7 +3833,7 @@
           <w:rFonts w:ascii="Times New Roman" w:hAnsi="Times New Roman"/>
           <w:sz w:val="24"/>
         </w:rPr>
-        <w:t>La Tabla 8 traza la evolucion del rendimiento a lo largo del pipeline de modelado, demostrando mejora consistente desde el baseline lineal hasta el ensemble final.</w:t>
+        <w:t>La Tabla 8 traza la evolución del rendimiento a lo largo del pipeline de modelado, demostrando mejora consistente desde el baseline lineal hasta el ensemble final.</w:t>
       </w:r>
     </w:p>
     <w:p>
@@ -3837,7 +3847,7 @@
           <w:b/>
           <w:sz w:val="20"/>
         </w:rPr>
-        <w:t>Tabla 8. Evolucion del rendimiento a lo largo del pipeline de modelado.</w:t>
+        <w:t>Tabla 8. Evolución del rendimiento a lo largo del pipeline de modelado.</w:t>
       </w:r>
     </w:p>
     <w:tbl>
@@ -3956,7 +3966,7 @@
                 <w:rFonts w:ascii="Times New Roman" w:hAnsi="Times New Roman"/>
                 <w:sz w:val="20"/>
               </w:rPr>
-              <w:t>Regresion Logistica</w:t>
+              <w:t>Regresión Logística</w:t>
             </w:r>
           </w:p>
         </w:tc>
@@ -4028,7 +4038,7 @@
                 <w:rFonts w:ascii="Times New Roman" w:hAnsi="Times New Roman"/>
                 <w:sz w:val="20"/>
               </w:rPr>
-              <w:t>Arbol de Decision</w:t>
+              <w:t>Árbol de Decisión</w:t>
             </w:r>
           </w:p>
         </w:tc>
@@ -4160,7 +4170,7 @@
           <w:b/>
           <w:sz w:val="24"/>
         </w:rPr>
-        <w:t>4.6 Analisis Top-K: concentracion de senal discriminativa</w:t>
+        <w:t>4.6 Análisis Top-K: concentración de señal discriminativa</w:t>
       </w:r>
     </w:p>
     <w:p>
@@ -4173,7 +4183,7 @@
           <w:rFonts w:ascii="Times New Roman" w:hAnsi="Times New Roman"/>
           <w:sz w:val="24"/>
         </w:rPr>
-        <w:t>Un analisis complementario evaluo si la senal discriminativa del modelo entrenado con todas las variables (X_full, 131 variables) podia concentrarse en un subconjunto reducido. El modelo Bagging Tree entrenado con X_full alcanzo un recall de AA de 0.833 (superior al 0.750 de X_intersect). Los subconjuntos Top-10, Top-15, Top-20 y Top-30 fueron evaluados en el conjunto held-out (Tabla 9).</w:t>
+        <w:t>Un análisis complementario evaluó si la señal discriminativa del modelo entrenado con todas las variables (X_full, 131 variables) podía concentrarse en un subconjunto reducido. El modelo Bagging Tree entrenado con X_full alcanzó un recall de AA de 0.833 (superior al 0.750 de X_intersect). Los subconjuntos Top-10, Top-15, Top-20 y Top-30 fueron evaluados en el conjunto held-out (Tabla 9).</w:t>
       </w:r>
     </w:p>
     <w:p>
@@ -4187,7 +4197,7 @@
           <w:b/>
           <w:sz w:val="20"/>
         </w:rPr>
-        <w:t>Tabla 9. Analisis Top-K: rendimiento con subconjuntos de variables de X_full.</w:t>
+        <w:t>Tabla 9. Análisis Top-K: rendimiento con subconjuntos de variables de X_full.</w:t>
       </w:r>
     </w:p>
     <w:tbl>
@@ -4653,7 +4663,7 @@
           <w:rFonts w:ascii="Times New Roman" w:hAnsi="Times New Roman"/>
           <w:sz w:val="24"/>
         </w:rPr>
-        <w:t>El subconjunto Top-15 conservo el mismo recall de AA (0.833) y F1 de AA (0.833) que X_full completo, reduciendo la dimensionalidad en un 89%. Las 9 variables comunes entre X_intersect y Top-15 constituyen el nucleo robusto de biomarcadores validados por dos estrategias de seleccion independientes: CE(20:5), GlcCer(d18:1/24:0), PC(36:5), PC(O-16:0/16:0), PC(O-16:0/18:2), SM(33:1), SM(42:3), TG(51:4) y FIT.</w:t>
+        <w:t>El subconjunto Top-15 conservó el mismo recall de AA (0.833) y F1 de AA (0.833) que X_full completo, reduciendo la dimensionalidad en un 89%. Las 9 variables comunes entre X_intersect y Top-15 constituyen el núcleo robusto de biomarcadores validados por dos estrategias de selección independientes: CE(20:5), GlcCer(d18:1/24:0), PC(36:5), PC(O-16:0/16:0), PC(O-16:0/18:2), SM(33:1), SM(42:3), TG(51:4) y FIT.</w:t>
       </w:r>
     </w:p>
     <w:p>
@@ -4667,7 +4677,7 @@
           <w:b/>
           <w:sz w:val="28"/>
         </w:rPr>
-        <w:t>5. Discusion</w:t>
+        <w:t>5. Discusión</w:t>
       </w:r>
     </w:p>
     <w:p>
@@ -4680,7 +4690,7 @@
           <w:rFonts w:ascii="Times New Roman" w:hAnsi="Times New Roman"/>
           <w:sz w:val="24"/>
         </w:rPr>
-        <w:t>Los resultados de este estudio demuestran que los ensembles de arboles de decision, aplicados a biomarcadores lipidomicos sericos, logran la clasificacion efectiva de los tres estados de progresion del CCR, incluyendo la deteccion de adenomas avanzados donde los metodos quimiometricos convencionales fracasan. A continuacion se discuten los hallazgos principales en el contexto de la literatura existente y sus implicaciones clinicas.</w:t>
+        <w:t>Los resultados de este estudio demuestran que los ensembles de árboles de decisión, aplicados a biomarcadores lipidómicos séricos, logran la clasificación efectiva de los tres estados de progresión del CCR, incluyendo la detección de adenomas avanzados donde los métodos quimiométricos convencionales fracasan. A continuación se discuten los hallazgos principales en el contexto de la literatura existente y sus implicaciones clínicas.</w:t>
       </w:r>
     </w:p>
     <w:p>
@@ -4694,7 +4704,7 @@
           <w:b/>
           <w:sz w:val="24"/>
         </w:rPr>
-        <w:t>5.1 Superioridad del enfoque ensemble sobre metodos convencionales</w:t>
+        <w:t>5.1 Superioridad del enfoque ensemble sobre métodos convencionales</w:t>
       </w:r>
     </w:p>
     <w:p>
@@ -4707,7 +4717,7 @@
           <w:rFonts w:ascii="Times New Roman" w:hAnsi="Times New Roman"/>
           <w:sz w:val="24"/>
         </w:rPr>
-        <w:t>El resultado mas significativo clinicamente es la deteccion de adenomas avanzados con F1 = 0.78 y recall = 0.75. Alboniga et al. [8] reportaron F1 = 0 para la clase AA utilizando PLS-DA sobre los mismos datos. Esta diferencia se explica por la capacidad de los arboles de decision para capturar interacciones no lineales entre lipidos, combinada con la reduccion de varianza proporcionada por el mecanismo de bagging. La agregacion de 200 arboles entrenados con submuestras aleatorias (80% de muestras) estabiliza las predicciones en una clase inherentemente heterogenea como AA, donde los perfiles lipidomicos se solapan significativamente con los controles sanos.</w:t>
+        <w:t>El resultado más significativo clínicamente es la detección de adenomas avanzados con F1 = 0.78 y recall = 0.75. Alboniga et al. [8] reportaron F1 = 0 para la clase AA utilizando PLS-DA sobre los mismos datos. Esta diferencia se explica por la capacidad de los árboles de decisión para capturar interacciones no lineales entre lípidos, combinada con la reducción de varianza proporcionada por el mecanismo de bagging. La agregación de 200 árboles entrenados con submuestras aleatorias (80% de muestras) estabiliza las predicciones en una clase inherentemente heterogénea como AA, donde los perfiles lipidómicos se solapan significativamente con los controles sanos.</w:t>
       </w:r>
     </w:p>
     <w:p>
@@ -4720,7 +4730,7 @@
           <w:rFonts w:ascii="Times New Roman" w:hAnsi="Times New Roman"/>
           <w:sz w:val="24"/>
         </w:rPr>
-        <w:t>La precision de 1.00 en controles sanos en el conjunto held-out indica que el modelo no genera falsos positivos en individuos sanos, lo cual es relevante para programas de tamizaje donde las colonoscopias innecesarias representan un costo significativo. El AUC macro de 0.945 confirma una capacidad discriminatoria excelente a traves de diferentes umbrales de decision.</w:t>
+        <w:t>La precisión de 1.00 en controles sanos en el conjunto held-out indica que el modelo no genera falsos positivos en individuos sanos, lo cual es relevante para programas de tamizaje donde las colonoscopias innecesarias representan un costo significativo. El AUC macro de 0.945 confirma una capacidad discriminatoria excelente a través de diferentes umbrales de decisión.</w:t>
       </w:r>
     </w:p>
     <w:p>
@@ -4734,7 +4744,7 @@
           <w:b/>
           <w:sz w:val="24"/>
         </w:rPr>
-        <w:t>5.2 Biomarcadores lipidomicos identificados</w:t>
+        <w:t>5.2 Biomarcadores lipidómicos identificados</w:t>
       </w:r>
     </w:p>
     <w:p>
@@ -4747,7 +4757,7 @@
           <w:rFonts w:ascii="Times New Roman" w:hAnsi="Times New Roman"/>
           <w:sz w:val="24"/>
         </w:rPr>
-        <w:t>CE(20:5) (ester de colesterol con acido eicosapentaenoico) se posiciono como el biomarcador mas discriminativo. Este hallazgo tiene plausibilidad biologica: los esteres de colesterol estan implicados en la remodelacion de membranas tumorales y los acidos grasos omega-3, como el EPA (C20:5), participan en vias antiinflamatorias cuya desregulacion esta asociada a la carcinogenesis colorrectal [17,18]. La presencia de CE(20:5) y CE(20:4) como biomarcadores principales coincide con los hallazgos de Alboniga et al. [8], quienes los reportaron entre los metabolitos mas relevantes en su analisis (Tabla 3 del articulo original).</w:t>
+        <w:t>CE(20:5) (éster de colesterol con ácido eicosapentaenoico) se posicionó como el biomarcador más discriminativo. Este hallazgo tiene plausibilidad biológica: los ésteres de colesterol están implicados en la remodelación de membranas tumorales y los ácidos grasos omega-3, como el EPA (C20:5), participan en vías antiinflamatorias cuya desregulación está asociada a la carcinogénesis colorrectal [17,18]. La presencia de CE(20:5) y CE(20:4) como biomarcadores principales coincide con los hallazgos de Alboniga et al. [8], quienes los reportaron entre los metabolitos más relevantes en su análisis (Tabla 3 del artículo original).</w:t>
       </w:r>
     </w:p>
     <w:p>
@@ -4760,7 +4770,7 @@
           <w:rFonts w:ascii="Times New Roman" w:hAnsi="Times New Roman"/>
           <w:sz w:val="24"/>
         </w:rPr>
-        <w:t>Las esfingomielinas (SM(42:3), SM(33:1)) y los eter-fosfolipidos (PC(O-16:0/16:0), PC(O-16:0/18:2)) representan familias lipidicas involucradas en la senalizacion celular y la resistencia a la apoptosis, procesos alterados en la progresion neoplasica [19]. La variable clinica FIT ocupo la cuarta posicion en el ranking de importancia, por debajo de tres biomarcadores lipidomicos, validando la hipotesis de que los lipidos aportan informacion complementaria y no redundante a las pruebas de tamizaje estandar.</w:t>
+        <w:t>Las esfingomielinas (SM(42:3), SM(33:1)) y los éter-fosfolípidos (PC(O-16:0/16:0), PC(O-16:0/18:2)) representan familias lipídicas involucradas en la señalización celular y la resistencia a la apoptosis, procesos alterados en la progresión neoplásica [19]. La variable clínica FIT ocupó la cuarta posición en el ranking de importancia, por debajo de tres biomarcadores lipidómicos, validando la hipótesis de que los lípidos aportan información complementaria y no redundante a las pruebas de tamizaje estándar.</w:t>
       </w:r>
     </w:p>
     <w:p>
@@ -4774,7 +4784,7 @@
           <w:b/>
           <w:sz w:val="24"/>
         </w:rPr>
-        <w:t>5.3 Implicaciones clinicas</w:t>
+        <w:t>5.3 Implicaciones clínicas</w:t>
       </w:r>
     </w:p>
     <w:p>
@@ -4787,7 +4797,7 @@
           <w:rFonts w:ascii="Times New Roman" w:hAnsi="Times New Roman"/>
           <w:sz w:val="24"/>
         </w:rPr>
-        <w:t>La combinacion de biomarcadores lipidomicos con la prueba FIT tiene el potencial de mejorar significativamente los protocolos de tamizaje del CCR. Con el FIT como unica herramienta, la sensibilidad para AA se estima entre 20-50% [4]. Nuestro modelo multimodal (lipidos + FIT) alcanzo recall de AA del 75%, una mejora sustancial. Un panel lipidomico dirigido (MRM/SRM) basado en los 9-15 biomarcadores identificados seria significativamente mas economico que la metabolomica no dirigida y potencialmente viable para tamizaje poblacional a gran escala.</w:t>
+        <w:t>La combinación de biomarcadores lipidómicos con la prueba FIT tiene el potencial de mejorar significativamente los protocolos de tamizaje del CCR. Con el FIT como única herramienta, la sensibilidad para AA se estima entre 20-50% [4]. Nuestro modelo multimodal (lípidos + FIT) alcanzó recall de AA del 75%, una mejora sustancial. Un panel lipidómico dirigido (MRM/SRM) basado en los 9-15 biomarcadores identificados sería significativamente más económico que la metabolómica no dirigida y potencialmente viable para tamizaje poblacional a gran escala.</w:t>
       </w:r>
     </w:p>
     <w:p>
@@ -4814,7 +4824,7 @@
           <w:rFonts w:ascii="Times New Roman" w:hAnsi="Times New Roman"/>
           <w:sz w:val="24"/>
         </w:rPr>
-        <w:t>Este estudio presenta varias limitaciones que deben considerarse. Primero, el tamano muestral es limitado (n=211, test=43), lo que confiere varianza a las metricas held-out (estimada en +/- 0.02-0.05 F1). La estimacion mas conservadora del rendimiento externo es el F1 de validacion cruzada (0.802), no el held-out (0.855). Segundo, la cohorte proviene de un unico centro hospitalario (Ourense, Espana), lo que introduce potencial sesgo poblacional relacionado con dieta, genetica y protocolos clinicos. Tercero, el modelo presenta sobreajuste en entrenamiento (Train F1 = 1.00), con una brecha train-CV de ~0.20 que podria reducirse mediante regularizacion adicional (limitacion de max_depth, incremento de min_samples_leaf). Cuarto, el analisis Top-K se evaluo unicamente sobre el conjunto held-out sin validacion cruzada anidada, por lo que debe interpretarse como evidencia exploratoria. Finalmente, la explicabilidad del modelo se limita a la importancia por impureza media (Gini); la implementacion de SHAP (TreeExplainer) proporcionaria explicaciones por paciente individual, mejorando la confianza clinica.</w:t>
+        <w:t>Este estudio presenta varias limitaciones que deben considerarse. Primero, el tamaño muestral es limitado (n=211, test=43), lo que confiere varianza a las métricas held-out (estimada en +/- 0.02-0.05 F1). La estimación más conservadora del rendimiento externo es el F1 de validación cruzada (0.802), no el held-out (0.855). Segundo, la cohorte proviene de un único centro hospitalario (Ourense, España), lo que introduce potencial sesgo poblacional relacionado con dieta, genética y protocolos clínicos. Tercero, el modelo presenta sobreajuste en entrenamiento (Train F1 = 1.00), con una brecha train-CV de ~0.20 que podría reducirse mediante regularización adicional (limitación de max_depth, incremento de min_samples_leaf). Cuarto, el análisis Top-K se evaluó únicamente sobre el conjunto held-out sin validación cruzada anidada, por lo que debe interpretarse como evidencia exploratoria. Finalmente, la explicabilidad del modelo se limita a la importancia por impureza media (Gini); la implementación de SHAP (TreeExplainer) proporcionaría explicaciones por paciente individual, mejorando la confianza clínica.</w:t>
       </w:r>
     </w:p>
     <w:p>
@@ -4841,7 +4851,7 @@
           <w:rFonts w:ascii="Times New Roman" w:hAnsi="Times New Roman"/>
           <w:sz w:val="24"/>
         </w:rPr>
-        <w:t>Este estudio demuestra que un pipeline de aprendizaje automatico basado en Bagging Tree, aplicado a 16 biomarcadores lipidomicos y variables clinicas, permite la clasificacion tripartita efectiva de la progresion del cancer colorrectal (Control/AA/CCR) con F1 macro = 0.855 y AUC = 0.945. El hallazgo mas relevante clinicamente es la deteccion de adenomas avanzados con F1 = 0.78, donde el metodo quimiometrico de referencia (PLS-DA) obtiene F1 = 0 sobre los mismos datos.</w:t>
+        <w:t>Este estudio demuestra que un pipeline de aprendizaje automático basado en Bagging Tree, aplicado a 16 biomarcadores lipidómicos y variables clínicas, permite la clasificación tripartita efectiva de la progresión del cáncer colorrectal (Control/AA/CCR) con F1 macro = 0.855 y AUC = 0.945. El hallazgo más relevante clínicamente es la detección de adenomas avanzados con F1 = 0.78, donde el método quimiométrico de referencia (PLS-DA) obtiene F1 = 0 sobre los mismos datos.</w:t>
       </w:r>
     </w:p>
     <w:p>
@@ -4854,7 +4864,7 @@
           <w:rFonts w:ascii="Times New Roman" w:hAnsi="Times New Roman"/>
           <w:sz w:val="24"/>
         </w:rPr>
-        <w:t>El biomarcador CE(20:5) se identifica como la variable mas discriminativa, con plausibilidad biologica en el metabolismo de acidos grasos omega-3 y la carcinogenesis colorrectal. La interseccion de 9 biomarcadores validados por dos estrategias de seleccion independientes constituye un panel candidato para ensayos de espectrometria de masas dirigida (MRM/SRM), potencialmente viable para tamizaje poblacional como complemento al FIT.</w:t>
+        <w:t>El biomarcador CE(20:5) se identifica como la variable más discriminativa, con plausibilidad biológica en el metabolismo de ácidos grasos omega-3 y la carcinogénesis colorrectal. La intersección de 9 biomarcadores validados por dos estrategias de selección independientes constituye un panel candidato para ensayos de espectrometría de masas dirigida (MRM/SRM), potencialmente viable para tamizaje poblacional como complemento al FIT.</w:t>
       </w:r>
     </w:p>
     <w:p>
@@ -4867,7 +4877,7 @@
           <w:rFonts w:ascii="Times New Roman" w:hAnsi="Times New Roman"/>
           <w:sz w:val="24"/>
         </w:rPr>
-        <w:t>Los resultados validan que los perfiles lipidomicos complementan, pero no reemplazan, las pruebas de tamizaje estandar. La implementacion clinica requiere validacion externa multicentrica, aprobacion etica y evaluacion formal de costo-beneficio. El codigo fuente y el pipeline completo estan disponibles para garantizar la reproducibilidad de los resultados.</w:t>
+        <w:t>Los resultados validan que los perfiles lipidómicos complementan, pero no reemplazan, las pruebas de tamizaje estándar. La implementación clínica requiere validación externa multicéntrica, aprobación ética y evaluación formal de costo-beneficio. El código fuente y el pipeline completo están disponibles para garantizar la reproducibilidad de los resultados.</w:t>
       </w:r>
     </w:p>
     <w:p>
@@ -4895,7 +4905,7 @@
           <w:b/>
           <w:sz w:val="24"/>
         </w:rPr>
-        <w:t>Declaracion etica</w:t>
+        <w:t>Declaración ética</w:t>
       </w:r>
     </w:p>
     <w:p>
@@ -4907,7 +4917,7 @@
           <w:rFonts w:ascii="Times New Roman" w:hAnsi="Times New Roman"/>
           <w:sz w:val="24"/>
         </w:rPr>
-        <w:t>Los datos utilizados en este estudio provienen del conjunto de datos publicado por Alboniga et al. [8], recopilado en el Hospital de Ourense (Galicia, Espana) bajo aprobacion del comite de etica institucional correspondiente. [NOTA: Completar con numero de referencia y fecha de la aprobacion etica original, o declaracion de uso de datos publicos segun corresponda.]</w:t>
+        <w:t>Los datos utilizados en este estudio provienen del conjunto de datos publicado por Alboniga et al. [8], recopilado en el Hospital de Ourense (Galicia, España) bajo aprobación del comité de ética institucional correspondiente. [NOTA: Completar con número de referencia y fecha de la aprobación ética original, o declaración de uso de datos públicos según corresponda.]</w:t>
       </w:r>
     </w:p>
     <w:p>
@@ -4933,7 +4943,7 @@
           <w:rFonts w:ascii="Times New Roman" w:hAnsi="Times New Roman"/>
           <w:sz w:val="24"/>
         </w:rPr>
-        <w:t>[NOTA: Declarar la accesibilidad de los datos. Opciones: (a) Los datos estan disponibles como material suplementario del articulo de Alboniga et al. [8]; (b) Los datos estan disponibles previa solicitud a los autores originales; (c) Los datos estan depositados en [repositorio].]</w:t>
+        <w:t>[NOTA: Declarar la accesibilidad de los datos. Opciones: (a) Los datos están disponibles como material suplementario del artículo de Alboniga et al. [8]; (b) Los datos están disponibles previa solicitud a los autores originales; (c) Los datos están depositados en [repositorio].]</w:t>
       </w:r>
     </w:p>
     <w:p>
@@ -4959,7 +4969,7 @@
           <w:rFonts w:ascii="Times New Roman" w:hAnsi="Times New Roman"/>
           <w:sz w:val="24"/>
         </w:rPr>
-        <w:t>[NOTA: Completar. Si no hubo financiamiento: Esta investigacion no recibio financiamiento especifico de ninguna agencia del sector publico, comercial o sin animo de lucro.]</w:t>
+        <w:t>[NOTA: Completar. Si no hubo financiamiento: Esta investigación no recibió financiamiento específico de ninguna agencia del sector público, comercial o sin ánimo de lucro.]</w:t>
       </w:r>
     </w:p>
     <w:p>
@@ -5011,7 +5021,7 @@
           <w:rFonts w:ascii="Times New Roman" w:hAnsi="Times New Roman"/>
           <w:sz w:val="24"/>
         </w:rPr>
-        <w:t>[NOTA: Declarar cualquier herramienta de IA generativa utilizada en la preparacion del manuscrito, incluyendo revision de literatura, analisis de datos, generacion de texto o figuras.]</w:t>
+        <w:t>[NOTA: Declarar cualquier herramienta de IA generativa utilizada en la preparación del manuscrito, incluyendo revisión de literatura, análisis de datos, generación de texto o figuras.]</w:t>
       </w:r>
     </w:p>
     <w:p>
@@ -5025,7 +5035,7 @@
           <w:b/>
           <w:sz w:val="24"/>
         </w:rPr>
-        <w:t>Contribucion de los autores</w:t>
+        <w:t>Contribución de los autores</w:t>
       </w:r>
     </w:p>
     <w:p>
@@ -5037,7 +5047,7 @@
           <w:rFonts w:ascii="Times New Roman" w:hAnsi="Times New Roman"/>
           <w:sz w:val="24"/>
         </w:rPr>
-        <w:t>[NOTA: Completar segun la taxonomia CRediT: Conceptualizacion, Metodologia, Software, Validacion, Analisis formal, Investigacion, Recursos, Curacion de datos, Escritura - borrador original, Escritura - revision y edicion, Visualizacion, Supervision, Administracion del proyecto.]</w:t>
+        <w:t>[NOTA: Completar según la taxonomía CRediT: Conceptualización, Metodología, Software, Validación, Análisis formal, Investigación, Recursos, Curación de datos, Escritura - borrador original, Escritura - revisión y edición, Visualización, Supervisión, Administración del proyecto.]</w:t>
       </w:r>
     </w:p>
     <w:p>

--- a/computer_methods_and_programs_in_biomedicine/Manuscrito_CMPB_Espanol.docx
+++ b/computer_methods_and_programs_in_biomedicine/Manuscrito_CMPB_Espanol.docx
@@ -60,13 +60,7 @@
         <w:rPr>
           <w:lang w:val="es-MX"/>
         </w:rPr>
-        <w:t>Grettel Barceló Alonso (1</w:t>
-      </w:r>
-      <w:r>
-        <w:rPr>
-          <w:lang w:val="es-MX"/>
-        </w:rPr>
-        <w:t>)</w:t>
+        <w:t>Grettel Barceló Alonso (1)</w:t>
       </w:r>
       <w:r>
         <w:rPr>
@@ -123,7 +117,54 @@
           <w:sz w:val="22"/>
           <w:lang w:val="es-MX"/>
         </w:rPr>
-        <w:t>Autor de correspondencia: [nombre], [email], [teléfono]</w:t>
+        <w:t xml:space="preserve">Autor de correspondencia: </w:t>
+      </w:r>
+      <w:r>
+        <w:rPr>
+          <w:lang w:val="es-MX"/>
+        </w:rPr>
+        <w:t>María</w:t>
+      </w:r>
+      <w:r>
+        <w:rPr>
+          <w:lang w:val="es-MX"/>
+        </w:rPr>
+        <w:t xml:space="preserve"> Virginia Mendizabal Miranda</w:t>
+      </w:r>
+      <w:r>
+        <w:rPr>
+          <w:sz w:val="22"/>
+          <w:lang w:val="es-MX"/>
+        </w:rPr>
+        <w:t xml:space="preserve">, </w:t>
+      </w:r>
+      <w:r>
+        <w:rPr>
+          <w:sz w:val="22"/>
+          <w:lang w:val="es-MX"/>
+        </w:rPr>
+        <w:t>mmvicky@hotmail.com</w:t>
+      </w:r>
+      <w:r>
+        <w:rPr>
+          <w:sz w:val="22"/>
+          <w:lang w:val="es-MX"/>
+        </w:rPr>
+        <w:t xml:space="preserve">, </w:t>
+      </w:r>
+      <w:r>
+        <w:rPr>
+          <w:sz w:val="22"/>
+          <w:lang w:val="es-MX"/>
+        </w:rPr>
+        <w:br/>
+      </w:r>
+      <w:r>
+        <w:rPr>
+          <w:sz w:val="22"/>
+          <w:lang w:val="es-MX"/>
+        </w:rPr>
+        <w:t>+52 744 100 75 96</w:t>
       </w:r>
     </w:p>
     <w:p>
